--- a/PROMT.docx
+++ b/PROMT.docx
@@ -231,13 +231,7 @@
         <w:t xml:space="preserve">. </w:t>
       </w:r>
       <w:r>
-        <w:t>Az alkalmazás indításakor jelenjen meg egy kezdőképernyő, amely tartalmazza a játék címét, egy rövid üdvözlő szöveget, valamint egy egyértelműen azonosítható „Start” gombot a játék inicializálásához.</w:t>
-      </w:r>
-      <w:r>
-        <w:t xml:space="preserve"> </w:t>
-      </w:r>
-      <w:r>
-        <w:t>A játékmenet során a felület dinamikusan frissüljön, és minden lépés után egyértelmű visszajelzést adjon arról, hogy melyik játékos következik</w:t>
+        <w:t>Az alkalmazás indításakor jelenjen meg egy kezdőképernyő, amely tartalmazza a játék címét, egy rövid üdvözlő szöveget, valamint egy egyértelműen azonosítható „Start” gombot a játék inicializálásához. A játékmenet során a felület dinamikusan frissüljön, és minden lépés után egyértelmű visszajelzést adjon arról, hogy melyik játékos következik</w:t>
       </w:r>
       <w:r>
         <w:t xml:space="preserve">. </w:t>
@@ -1194,6 +1188,92 @@
       <w:proofErr w:type="spellEnd"/>
       <w:r>
         <w:t xml:space="preserve"> során ellenőrizni tudjam a lefedettséget.</w:t>
+      </w:r>
+      <w:r>
+        <w:br/>
+      </w:r>
+      <w:r>
+        <w:br/>
+      </w:r>
+      <w:r>
+        <w:rPr>
+          <w:b/>
+          <w:bCs/>
+        </w:rPr>
+        <w:t>10.</w:t>
+      </w:r>
+      <w:r>
+        <w:t xml:space="preserve"> </w:t>
+      </w:r>
+      <w:r>
+        <w:t xml:space="preserve">Vizsgáld meg a játéklogikát (MinimaxMI.java, Tabla.java), és állapítsd meg hogy a szabályok, a </w:t>
+      </w:r>
+      <w:proofErr w:type="spellStart"/>
+      <w:r>
+        <w:t>Minimax</w:t>
+      </w:r>
+      <w:proofErr w:type="spellEnd"/>
+      <w:r>
+        <w:t xml:space="preserve"> algoritmus és a heurisztika helyesen van-e implementálva, ha szükséges javítsd ki a hibákat.</w:t>
+      </w:r>
+      <w:r>
+        <w:br/>
+      </w:r>
+      <w:r>
+        <w:br/>
+      </w:r>
+      <w:r>
+        <w:rPr>
+          <w:b/>
+          <w:bCs/>
+        </w:rPr>
+        <w:t>11.</w:t>
+      </w:r>
+      <w:r>
+        <w:t xml:space="preserve"> </w:t>
+      </w:r>
+      <w:r>
+        <w:t>Az implementációmban a gép elleni játék során azt tapasztalom, hogy bizonyos helyzetekben a gép (és az ember is) ugyanazokat a lépéseket kínálja körbe-körbe, mintha hurokba kerülne a játék, és soha nem tudok nyerni ellene. Kérlek vizsgáld meg a MinimaxMI.java, Tabla.java és JatekGUI.java fájlokat, és ha ennek így kell működnie akkor jó, egyéb esetben javítsd.</w:t>
+      </w:r>
+    </w:p>
+    <w:p>
+      <w:pPr>
+        <w:pStyle w:val="Listaszerbekezds"/>
+        <w:tabs>
+          <w:tab w:val="left" w:pos="-284"/>
+        </w:tabs>
+        <w:ind w:left="-567"/>
+        <w:jc w:val="both"/>
+      </w:pPr>
+      <w:r>
+        <w:br/>
+      </w:r>
+      <w:r>
+        <w:rPr>
+          <w:b/>
+          <w:bCs/>
+        </w:rPr>
+        <w:t>12.</w:t>
+      </w:r>
+      <w:r>
+        <w:t xml:space="preserve"> E</w:t>
+      </w:r>
+      <w:r>
+        <w:t>z alapján ellenőrizd</w:t>
+      </w:r>
+      <w:r>
+        <w:t>,</w:t>
+      </w:r>
+      <w:r>
+        <w:t xml:space="preserve"> hogy a módosított kód alapján még </w:t>
+      </w:r>
+      <w:proofErr w:type="spellStart"/>
+      <w:r>
+        <w:t>mindíg</w:t>
+      </w:r>
+      <w:proofErr w:type="spellEnd"/>
+      <w:r>
+        <w:t xml:space="preserve"> működőképes-e a tesztosztályok, tesztek.</w:t>
       </w:r>
     </w:p>
     <w:sectPr>
